--- a/手机危机处理/周五手机管理三方面谈_沟通方案.docx
+++ b/手机危机处理/周五手机管理三方面谈_沟通方案.docx
@@ -98,7 +98,7 @@
           <w:color w:val="3A322C"/>
           <w:sz w:val="21"/>
         </w:rPr>
-        <w:t>· 准备一段两周具体表扬（见第四部分），在孩子倒完情绪后讲；</w:t>
+        <w:t>· 开场准备一段两周具体表扬（见第四部分），坐下就讲，先把孩子的防御卸掉；</w:t>
       </w:r>
     </w:p>
     <w:p>
@@ -157,7 +157,7 @@
           <w:color w:val="8A4F33"/>
           <w:sz w:val="23"/>
         </w:rPr>
-        <w:t>可直接发老师的微信：</w:t>
+        <w:t>可直接发老师的微信（简洁版）：</w:t>
       </w:r>
     </w:p>
     <w:p>
@@ -172,49 +172,7 @@
           <w:color w:val="93553A"/>
           <w:sz w:val="21"/>
         </w:rPr>
-        <w:t>“×老师，周五想请您帮个忙。我不打算当着您面训孩子，想反过来请他一起定规矩、自己立军令状。三件事麻烦您：①他说完想法后，能不能先请您夸夸他这两周（打扫卫生、英语课发言、周一那晚顾全大局，您夸最有说服力）；②学校统一管手机的大原则，麻烦您以学校立场帮撑一句；③最后立的约定请您做个见证。另外万一他对‘在家限时’很抵触，可能会说到‘周末手机干脆留学校’，到时候麻烦您帮着托一句‘留学校我们也方便保管，很多同学都这样’，让这听着是学校常规安排、不是罚他。上周末家里闹了点冷战、周一那点小插曲，咱当天都翻篇不提了，您看行吗？”</w:t>
-      </w:r>
-    </w:p>
-    <w:p>
-      <w:pPr>
-        <w:spacing w:before="240" w:after="80"/>
-      </w:pPr>
-      <w:r>
-        <w:rPr>
-          <w:rFonts w:ascii="微软雅黑" w:hAnsi="微软雅黑" w:eastAsia="微软雅黑"/>
-          <w:b/>
-          <w:color w:val="B06A48"/>
-          <w:sz w:val="28"/>
-        </w:rPr>
-        <w:t>二、面谈七步流程（约 35–40 分钟）</w:t>
-      </w:r>
-    </w:p>
-    <w:p>
-      <w:pPr>
-        <w:spacing w:before="160" w:after="40"/>
-      </w:pPr>
-      <w:r>
-        <w:rPr>
-          <w:rFonts w:ascii="微软雅黑" w:hAnsi="微软雅黑" w:eastAsia="微软雅黑"/>
-          <w:b/>
-          <w:color w:val="8A4F33"/>
-          <w:sz w:val="23"/>
-        </w:rPr>
-        <w:t>第 1 步｜爸爸先道歉（2–3 分钟，全场最关键）</w:t>
-      </w:r>
-    </w:p>
-    <w:p>
-      <w:pPr>
-        <w:spacing w:after="80"/>
-      </w:pPr>
-      <w:r>
-        <w:rPr>
-          <w:rFonts w:ascii="微软雅黑" w:hAnsi="微软雅黑" w:eastAsia="微软雅黑"/>
-          <w:b w:val="0"/>
-          <w:color w:val="3A322C"/>
-          <w:sz w:val="21"/>
-        </w:rPr>
-        <w:t>上周末手机没谈拢，爸爸没抢手机，而是甩脸子、冷战。要认的错是“冷暴力”，不是“管手机”本身——冷战比吵架更伤孩子。</w:t>
+        <w:t>“×老师，周五想请您帮个忙：请您和我一起跟孩子商量出一套他自己认可的手机管理方案，最后三方签字、请您见证。我想让他自己定规矩，他才肯执行。</w:t>
       </w:r>
     </w:p>
     <w:p>
@@ -229,7 +187,168 @@
           <w:color w:val="93553A"/>
           <w:sz w:val="21"/>
         </w:rPr>
-        <w:t>“上周末为手机的事，咱俩没谈拢。事后我没好好跟你说话，甩着脸子、冷着你，一连几天爱搭不理。这是我不对。我后来想明白了，谈不拢就冷着你，其实是在逼你服软，不是在解决问题。今天我不想再那样了，咱坐下来好好说。”</w:t>
+        <w:t>三件事麻烦您：①开场先请您夸夸他这两周（打扫卫生、英语课发言、周一留校那晚，您夸最有说服力）；②学校管手机的原则，帮以学校立场说一句；③方案定完帮着见证。</w:t>
+      </w:r>
+    </w:p>
+    <w:p>
+      <w:pPr>
+        <w:spacing w:after="40"/>
+        <w:ind w:left="340"/>
+      </w:pPr>
+      <w:r>
+        <w:rPr>
+          <w:rFonts w:ascii="微软雅黑" w:hAnsi="微软雅黑" w:eastAsia="微软雅黑"/>
+          <w:b w:val="0"/>
+          <w:color w:val="93553A"/>
+          <w:sz w:val="21"/>
+        </w:rPr>
+        <w:t>大方向：周中跟学校，周末在家每天 5 小时、晚 10 点到早 7 点锁屏（电话照打），做到每月加半小时，高一结束能自控就彻底放开；他要是不接受在家限时，备选是周末手机留学校（到时麻烦您托一句‘留学校我们也方便保管，很多同学都这样’）。</w:t>
+      </w:r>
+    </w:p>
+    <w:p>
+      <w:pPr>
+        <w:spacing w:after="40"/>
+        <w:ind w:left="340"/>
+      </w:pPr>
+      <w:r>
+        <w:rPr>
+          <w:rFonts w:ascii="微软雅黑" w:hAnsi="微软雅黑" w:eastAsia="微软雅黑"/>
+          <w:b w:val="0"/>
+          <w:color w:val="93553A"/>
+          <w:sz w:val="21"/>
+        </w:rPr>
+        <w:t>孩子这两周刚有点状态，想借这次面谈给他鼓鼓劲、把新规矩立起来，让他轻装上阵。您看这样方便吗？周五辛苦您，多谢您！”</w:t>
+      </w:r>
+    </w:p>
+    <w:p>
+      <w:pPr>
+        <w:spacing w:before="160" w:after="40"/>
+      </w:pPr>
+      <w:r>
+        <w:rPr>
+          <w:rFonts w:ascii="微软雅黑" w:hAnsi="微软雅黑" w:eastAsia="微软雅黑"/>
+          <w:b/>
+          <w:color w:val="8A4F33"/>
+          <w:sz w:val="23"/>
+        </w:rPr>
+        <w:t>可直接发老师的微信（详细版）：</w:t>
+      </w:r>
+    </w:p>
+    <w:p>
+      <w:pPr>
+        <w:spacing w:after="40"/>
+        <w:ind w:left="340"/>
+      </w:pPr>
+      <w:r>
+        <w:rPr>
+          <w:rFonts w:ascii="微软雅黑" w:hAnsi="微软雅黑" w:eastAsia="微软雅黑"/>
+          <w:b w:val="0"/>
+          <w:color w:val="93553A"/>
+          <w:sz w:val="21"/>
+        </w:rPr>
+        <w:t>“×老师您好，周五想请您帮个忙：我想请您和我一起，跟孩子坐下来商量出一套他自己认可的手机管理方案，最后落成一份三方约定、请您做个见证。我不想单方面压他、也不想当着您面训他，而是让他自己参与定规矩、自己立军令状，这样他才愿意执行。</w:t>
+      </w:r>
+    </w:p>
+    <w:p>
+      <w:pPr>
+        <w:spacing w:after="40"/>
+        <w:ind w:left="340"/>
+      </w:pPr>
+      <w:r>
+        <w:rPr>
+          <w:rFonts w:ascii="微软雅黑" w:hAnsi="微软雅黑" w:eastAsia="微软雅黑"/>
+          <w:b w:val="0"/>
+          <w:color w:val="93553A"/>
+          <w:sz w:val="21"/>
+        </w:rPr>
+        <w:t>三件事麻烦您：①开场先请您夸夸他这两周（打扫卫生、英语课发言、周一那晚顾全大局，您夸最有说服力），给他点底气；②学校统一管手机的原则、班级怎么做的，您以学校立场帮着讲一句，给方案立个框架；③协商时帮我们当个‘中间人’说句公道话，最后一起见证。</w:t>
+      </w:r>
+    </w:p>
+    <w:p>
+      <w:pPr>
+        <w:spacing w:after="40"/>
+        <w:ind w:left="340"/>
+      </w:pPr>
+      <w:r>
+        <w:rPr>
+          <w:rFonts w:ascii="微软雅黑" w:hAnsi="微软雅黑" w:eastAsia="微软雅黑"/>
+          <w:b w:val="0"/>
+          <w:color w:val="93553A"/>
+          <w:sz w:val="21"/>
+        </w:rPr>
+        <w:t>方案大方向：周中在学校按学校统一上交；周末、节假日在家恢复他系统漏洞前的老规矩——每天 5 小时、晚 10 点到早 7 点锁屏（电话照打）；做到每月加半小时，目标是高一结束他能自我管理了，就彻底放开。要是他实在不接受在家限时，备选是周末手机留学校、不带回家，到时麻烦您托一句‘留学校我们也方便保管，很多同学都这样’，让这听着是学校常规安排、不是罚他。</w:t>
+      </w:r>
+    </w:p>
+    <w:p>
+      <w:pPr>
+        <w:spacing w:after="40"/>
+        <w:ind w:left="340"/>
+      </w:pPr>
+      <w:r>
+        <w:rPr>
+          <w:rFonts w:ascii="微软雅黑" w:hAnsi="微软雅黑" w:eastAsia="微软雅黑"/>
+          <w:b w:val="0"/>
+          <w:color w:val="93553A"/>
+          <w:sz w:val="21"/>
+        </w:rPr>
+        <w:t>孩子这两周刚有点状态，我想借这次面谈给他鼓鼓劲、一起把新规矩立起来。周五辛苦您，也特别感谢您愿意一起帮孩子过这一关，您看这样安排方便吗？”</w:t>
+      </w:r>
+    </w:p>
+    <w:p>
+      <w:pPr>
+        <w:spacing w:before="240" w:after="80"/>
+      </w:pPr>
+      <w:r>
+        <w:rPr>
+          <w:rFonts w:ascii="微软雅黑" w:hAnsi="微软雅黑" w:eastAsia="微软雅黑"/>
+          <w:b/>
+          <w:color w:val="B06A48"/>
+          <w:sz w:val="28"/>
+        </w:rPr>
+        <w:t>二、面谈八步流程（约 38–45 分钟）</w:t>
+      </w:r>
+    </w:p>
+    <w:p>
+      <w:pPr>
+        <w:spacing w:after="80"/>
+      </w:pPr>
+      <w:r>
+        <w:rPr>
+          <w:rFonts w:ascii="微软雅黑" w:hAnsi="微软雅黑" w:eastAsia="微软雅黑"/>
+          <w:b w:val="0"/>
+          <w:color w:val="6B5D52"/>
+          <w:sz w:val="19"/>
+        </w:rPr>
+        <w:t>开场全程只有一个目标：先卸掉他的防御。他坐下来默认预期是“两个大人联手收拾我”，所以顺序是——摘帽子（去恐惧）→ 表扬（给价值感）→ 留白（不功利）→ 请他先说（给话语权）→ 道歉交权（给尊重），一路降抵触。</w:t>
+      </w:r>
+    </w:p>
+    <w:p>
+      <w:pPr>
+        <w:spacing w:before="160" w:after="40"/>
+      </w:pPr>
+      <w:r>
+        <w:rPr>
+          <w:rFonts w:ascii="微软雅黑" w:hAnsi="微软雅黑" w:eastAsia="微软雅黑"/>
+          <w:b/>
+          <w:color w:val="8A4F33"/>
+          <w:sz w:val="23"/>
+        </w:rPr>
+        <w:t>第 1 步｜摘帽子（1–2 分钟）</w:t>
+      </w:r>
+    </w:p>
+    <w:p>
+      <w:pPr>
+        <w:spacing w:after="40"/>
+        <w:ind w:left="340"/>
+      </w:pPr>
+      <w:r>
+        <w:rPr>
+          <w:rFonts w:ascii="微软雅黑" w:hAnsi="微软雅黑" w:eastAsia="微软雅黑"/>
+          <w:b w:val="0"/>
+          <w:color w:val="93553A"/>
+          <w:sz w:val="21"/>
+        </w:rPr>
+        <w:t>“今天叫你来，我先说清楚——这不是批评会，也不是来给你算账的。我和老师都不是来收拾你的。”</w:t>
       </w:r>
     </w:p>
     <w:p>
@@ -244,7 +363,7 @@
           <w:color w:val="3A322C"/>
           <w:sz w:val="21"/>
         </w:rPr>
-        <w:t>· 认的是“冷战的态度”，“手机得有个管法”的立场不松；他愣一下、表情松了就够了。</w:t>
+        <w:t>· 别用“我们谈谈”（自带审讯味）——第一句就把他“今天要挨批”的预期打掉。</w:t>
       </w:r>
     </w:p>
     <w:p>
@@ -258,7 +377,49 @@
           <w:color w:val="8A4F33"/>
           <w:sz w:val="23"/>
         </w:rPr>
-        <w:t>第 2 步｜暖场定调（2 分钟）</w:t>
+        <w:t>第 2 步｜老师当众表扬两周表现（3 分钟）</w:t>
+      </w:r>
+    </w:p>
+    <w:p>
+      <w:pPr>
+        <w:spacing w:after="80"/>
+      </w:pPr>
+      <w:r>
+        <w:rPr>
+          <w:rFonts w:ascii="微软雅黑" w:hAnsi="微软雅黑" w:eastAsia="微软雅黑"/>
+          <w:b w:val="0"/>
+          <w:color w:val="3A322C"/>
+          <w:sz w:val="21"/>
+        </w:rPr>
+        <w:t>他带着防御进来，一坐下就被老师实打实夸一顿，“批评会”的判断不攻自破。老师讲三个具体细节（见第四部分），夸品质、不夸听话。</w:t>
+      </w:r>
+    </w:p>
+    <w:p>
+      <w:pPr>
+        <w:spacing w:after="80"/>
+      </w:pPr>
+      <w:r>
+        <w:rPr>
+          <w:rFonts w:ascii="微软雅黑" w:hAnsi="微软雅黑" w:eastAsia="微软雅黑"/>
+          <w:b/>
+          <w:color w:val="8A4F33"/>
+          <w:sz w:val="21"/>
+        </w:rPr>
+        <w:t>随后必须留白过渡：夸完不要立刻接“那我们来谈谈手机”——他会听出“夸我是为手机做铺垫”，反而更冷。中间插一两句家常（“这两周住校还习惯吗／最近打球了没”），等他答两句、脸上松了再进正题。</w:t>
+      </w:r>
+    </w:p>
+    <w:p>
+      <w:pPr>
+        <w:spacing w:before="160" w:after="40"/>
+      </w:pPr>
+      <w:r>
+        <w:rPr>
+          <w:rFonts w:ascii="微软雅黑" w:hAnsi="微软雅黑" w:eastAsia="微软雅黑"/>
+          <w:b/>
+          <w:color w:val="8A4F33"/>
+          <w:sz w:val="23"/>
+        </w:rPr>
+        <w:t>第 3 步｜请他先说（3 分钟，把主场交给他）</w:t>
       </w:r>
     </w:p>
     <w:p>
@@ -273,7 +434,22 @@
           <w:color w:val="93553A"/>
           <w:sz w:val="21"/>
         </w:rPr>
-        <w:t>“今天请老师一起，不是来跟你算账的。你十五了，是快成年的男子汉，手机迟早得你自己管，我不想一直当那个在旁边盯着、还甩脸子的爸。今天定个你也说了算的规矩，你的意见占大头。”</w:t>
+        <w:t>“今天请你来，是想一起商量着定个手机的规矩。今天谁说得对听谁的，不是我说了算。你先说——手机这事，你自己最想的是什么？觉得最该聊的是啥？你先讲，我们听着。”</w:t>
+      </w:r>
+    </w:p>
+    <w:p>
+      <w:pPr>
+        <w:spacing w:after="40"/>
+        <w:ind w:left="283"/>
+      </w:pPr>
+      <w:r>
+        <w:rPr>
+          <w:rFonts w:ascii="微软雅黑" w:hAnsi="微软雅黑" w:eastAsia="微软雅黑"/>
+          <w:b w:val="0"/>
+          <w:color w:val="3A322C"/>
+          <w:sz w:val="21"/>
+        </w:rPr>
+        <w:t>· 让他先定“聊什么”，比你替他定议题，配合度高一个量级；他讲的哪怕全是抱怨，也先记着、别反驳。</w:t>
       </w:r>
     </w:p>
     <w:p>
@@ -287,7 +463,7 @@
           <w:color w:val="8A4F33"/>
           <w:sz w:val="23"/>
         </w:rPr>
-        <w:t>第 3 步｜听他说（8 分钟，爸爸管住嘴）</w:t>
+        <w:t>第 4 步｜听他说（8 分钟，爸爸管住嘴）</w:t>
       </w:r>
     </w:p>
     <w:p>
@@ -375,7 +551,7 @@
           <w:color w:val="6B5D52"/>
           <w:sz w:val="19"/>
         </w:rPr>
-        <w:t>让他把气倒完。这步爸爸最容易急着辩解——忍住。</w:t>
+        <w:t>让他把气倒完。这步爸爸最容易急着辩解——忍住。他倒得越彻底，后面越听得进。</w:t>
       </w:r>
     </w:p>
     <w:p>
@@ -389,7 +565,7 @@
           <w:color w:val="8A4F33"/>
           <w:sz w:val="23"/>
         </w:rPr>
-        <w:t>第 4 步｜老师当众表扬两周表现（3 分钟）</w:t>
+        <w:t>第 5 步｜爸爸道歉 + 交权（2–3 分钟，全场情绪转折点）</w:t>
       </w:r>
     </w:p>
     <w:p>
@@ -403,7 +579,52 @@
           <w:color w:val="3A322C"/>
           <w:sz w:val="21"/>
         </w:rPr>
-        <w:t>老师讲三个真实细节（见第四部分），收尾落到“信你能管好手机”，借老师权威给孩子底气。</w:t>
+        <w:t>放在他讲完之后，承接最自然。上周末手机没谈拢，爸爸没抢手机，而是甩脸子、冷战。要认的错是“冷暴力”，不是“管手机”本身——冷战比吵架更伤孩子。</w:t>
+      </w:r>
+    </w:p>
+    <w:p>
+      <w:pPr>
+        <w:spacing w:after="40"/>
+        <w:ind w:left="340"/>
+      </w:pPr>
+      <w:r>
+        <w:rPr>
+          <w:rFonts w:ascii="微软雅黑" w:hAnsi="微软雅黑" w:eastAsia="微软雅黑"/>
+          <w:b w:val="0"/>
+          <w:color w:val="93553A"/>
+          <w:sz w:val="21"/>
+        </w:rPr>
+        <w:t>（道歉）“刚才你说的那些，我先说个事。上回为手机咱俩没谈拢，后来我甩脸子、冷着你那几天，是我不对。谈不拢就冷着你，是在逼你服软，不是解决问题。这个我先认。”</w:t>
+      </w:r>
+    </w:p>
+    <w:p>
+      <w:pPr>
+        <w:spacing w:after="40"/>
+        <w:ind w:left="340"/>
+      </w:pPr>
+      <w:r>
+        <w:rPr>
+          <w:rFonts w:ascii="微软雅黑" w:hAnsi="微软雅黑" w:eastAsia="微软雅黑"/>
+          <w:b w:val="0"/>
+          <w:color w:val="93553A"/>
+          <w:sz w:val="21"/>
+        </w:rPr>
+        <w:t>（交权）“所以今天这规矩怎么定，你的意见占大头。我不是来通知你一个我定好的方案，是来跟你一起定。你觉得哪条不合理，尽管提。”</w:t>
+      </w:r>
+    </w:p>
+    <w:p>
+      <w:pPr>
+        <w:spacing w:after="40"/>
+        <w:ind w:left="283"/>
+      </w:pPr>
+      <w:r>
+        <w:rPr>
+          <w:rFonts w:ascii="微软雅黑" w:hAnsi="微软雅黑" w:eastAsia="微软雅黑"/>
+          <w:b w:val="0"/>
+          <w:color w:val="3A322C"/>
+          <w:sz w:val="21"/>
+        </w:rPr>
+        <w:t>· 认的是“冷战的态度”，“手机得有个管法”的立场不松；他愣一下、表情松了就够了。</w:t>
       </w:r>
     </w:p>
     <w:p>
@@ -417,7 +638,7 @@
           <w:color w:val="8A4F33"/>
           <w:sz w:val="23"/>
         </w:rPr>
-        <w:t>第 5 步｜爸爸亮“共管→放松→自控”路径（5 分钟）</w:t>
+        <w:t>第 6 步｜爸爸亮“共管→放松→自控”路径（5 分钟）</w:t>
       </w:r>
     </w:p>
     <w:p>
@@ -477,7 +698,22 @@
           <w:color w:val="93553A"/>
           <w:sz w:val="21"/>
         </w:rPr>
-        <w:t>等你真正管得住自己，这套管控我亲手给你关，手机彻底归你。你越靠谱，白天放得越松、彻底放开那天越早。钥匙在你手里。”</w:t>
+        <w:t>等你真正管得住自己，这套管控我亲手给你关。我把日子也跟你说死——目标就是高一结束：这一年你一步步做到，到高一放暑假，这套健康管控就彻底关掉，手机完全归你。</w:t>
+      </w:r>
+    </w:p>
+    <w:p>
+      <w:pPr>
+        <w:spacing w:after="40"/>
+        <w:ind w:left="340"/>
+      </w:pPr>
+      <w:r>
+        <w:rPr>
+          <w:rFonts w:ascii="微软雅黑" w:hAnsi="微软雅黑" w:eastAsia="微软雅黑"/>
+          <w:b w:val="0"/>
+          <w:color w:val="93553A"/>
+          <w:sz w:val="21"/>
+        </w:rPr>
+        <w:t>怎么一步步松，也说得明明白白：你每连续做到一个月，下个月每天就能多玩半小时——从 5 小时开始，做到就加，一直加到最后不用管。你越靠谱，白天放得越松。钥匙在你手里。”</w:t>
       </w:r>
     </w:p>
     <w:p>
@@ -491,7 +727,7 @@
           <w:color w:val="8A4F33"/>
           <w:sz w:val="23"/>
         </w:rPr>
-        <w:t>第 6 步｜一起定书面约定（10 分钟，他先填数字）</w:t>
+        <w:t>第 7 步｜一起定书面约定（10 分钟，他先填数字）</w:t>
       </w:r>
     </w:p>
     <w:p>
@@ -536,7 +772,22 @@
           <w:color w:val="3A322C"/>
           <w:sz w:val="21"/>
         </w:rPr>
-        <w:t>· 松绑：连续做到 X 周 → 白天可用时长增加（夜间锁屏是保睡眠硬底线，不放宽）；直到自控后整体关闭；</w:t>
+        <w:t>· 松绑阶梯（白纸黑字）：每连续做到 1 个月，下个月每天可用时长 +0.5 小时（起始 5 小时）；夜间锁屏始终不动。</w:t>
+      </w:r>
+    </w:p>
+    <w:p>
+      <w:pPr>
+        <w:spacing w:after="40"/>
+        <w:ind w:left="283"/>
+      </w:pPr>
+      <w:r>
+        <w:rPr>
+          <w:rFonts w:ascii="微软雅黑" w:hAnsi="微软雅黑" w:eastAsia="微软雅黑"/>
+          <w:b w:val="0"/>
+          <w:color w:val="3A322C"/>
+          <w:sz w:val="21"/>
+        </w:rPr>
+        <w:t>· 终点时间约定：目标为高一结束（放暑假）彻底关闭健康管控、手机完全交给孩子——前提是这一年按约走、每月达标。</w:t>
       </w:r>
     </w:p>
     <w:p>
@@ -552,6 +803,36 @@
           <w:sz w:val="21"/>
         </w:rPr>
         <w:t>· 违约责任：让他自己提“没做到怎么办”；不冷战、不翻旧账、不骂人；并写明爸爸再冷战也算违约、孩子可以提醒。</w:t>
+      </w:r>
+    </w:p>
+    <w:p>
+      <w:pPr>
+        <w:spacing w:after="40"/>
+        <w:ind w:left="283"/>
+      </w:pPr>
+      <w:r>
+        <w:rPr>
+          <w:rFonts w:ascii="微软雅黑" w:hAnsi="微软雅黑" w:eastAsia="微软雅黑"/>
+          <w:b w:val="0"/>
+          <w:color w:val="3A322C"/>
+          <w:sz w:val="21"/>
+        </w:rPr>
+        <w:t>· 【家长对等条款（主动提，最能打动他）】这份约定不只管孩子、也管爸爸——家长违约场景：①用餐/孩子学习时当着孩子刷手机；②睡前手机没放到固定位置；③说好的一起活动爽约；④又用冷战甩脸子。后果（与孩子对等）：行动补偿——违约一次陪孩子做一件他想做的事；一个月累计超 3 次，孩子可提一次合理额外时长或一个正当要求。</w:t>
+      </w:r>
+    </w:p>
+    <w:p>
+      <w:pPr>
+        <w:spacing w:after="40"/>
+        <w:ind w:left="340"/>
+      </w:pPr>
+      <w:r>
+        <w:rPr>
+          <w:rFonts w:ascii="微软雅黑" w:hAnsi="微软雅黑" w:eastAsia="微软雅黑"/>
+          <w:b w:val="0"/>
+          <w:color w:val="93553A"/>
+          <w:sz w:val="21"/>
+        </w:rPr>
+        <w:t>对孩子的说法：“手机这事不能只要求你。我先做到，才有资格跟你谈规矩。我做不到，你也罚我。”</w:t>
       </w:r>
     </w:p>
     <w:p>
@@ -579,7 +860,7 @@
           <w:color w:val="8A4F33"/>
           <w:sz w:val="23"/>
         </w:rPr>
-        <w:t>第 7 步｜老师权威背书 + 三方签字（5 分钟）</w:t>
+        <w:t>第 8 步｜老师权威背书 + 三方签字（5 分钟）</w:t>
       </w:r>
     </w:p>
     <w:p>
@@ -609,7 +890,7 @@
           <w:color w:val="3A322C"/>
           <w:sz w:val="21"/>
         </w:rPr>
-        <w:t>· 孩子、爸爸签字，老师见证签字；约定贴家里显眼处；写明“一个月后做得好就松一档”。</w:t>
+        <w:t>· 孩子、爸爸签字，老师见证签字；约定贴家里显眼处；写明“每月达标就 +0.5 小时，高一结束彻底放开”。</w:t>
       </w:r>
     </w:p>
     <w:p>
@@ -797,7 +1078,7 @@
           <w:color w:val="93553A"/>
           <w:sz w:val="21"/>
         </w:rPr>
-        <w:t>两条路你挑：要么手机带回家，按老规矩——白天 5 小时、晚 10 点锁，做到了还能放宽；要么手机留学校，回家彻底不碰，我也不设任何管控。你选哪个都行，我都接受。”</w:t>
+        <w:t>两条路你挑：要么手机带回家，按老规矩——白天 5 小时起、每连续做到一个月每天加半小时、晚 10 点锁，高一结束彻底放开；要么手机留学校，回家彻底不碰，我也不设任何管控。你选哪个都行，我都接受。”</w:t>
       </w:r>
     </w:p>
     <w:p>
@@ -1256,7 +1537,22 @@
           <w:color w:val="3A322C"/>
           <w:sz w:val="21"/>
         </w:rPr>
-        <w:t>· 每月真松一档：拿约定复盘，白天时长做得好就真放宽，让他尝到“靠谱换自由”；夜间 22:00–7:00 锁屏在彻底放开前不动。</w:t>
+        <w:t>· 每月真松一档：每月拿约定复盘，达标（连续做到这个月）下个月每天就真的 +0.5 小时，让他尝到“靠谱换自由”；夜间 22:00–7:00 锁屏在高一结束、彻底放开前不动。</w:t>
+      </w:r>
+    </w:p>
+    <w:p>
+      <w:pPr>
+        <w:spacing w:after="40"/>
+        <w:ind w:left="283"/>
+      </w:pPr>
+      <w:r>
+        <w:rPr>
+          <w:rFonts w:ascii="微软雅黑" w:hAnsi="微软雅黑" w:eastAsia="微软雅黑"/>
+          <w:b w:val="0"/>
+          <w:color w:val="3A322C"/>
+          <w:sz w:val="21"/>
+        </w:rPr>
+        <w:t>· 终点守信：到高一结束，只要这一年按约走来、逐步能自控，就如约彻底关闭管控——承诺过的时间点一定要兑现，否则前面所有信任都垮。</w:t>
       </w:r>
     </w:p>
     <w:p>
